--- a/reports/chapter3_diagram_packaging_check.docx
+++ b/reports/chapter3_diagram_packaging_check.docx
@@ -35,7 +35,16 @@
         <w:t xml:space="preserve"> </w:t>
       </w:r>
       <w:r>
-        <w:t xml:space="preserve">This chapter takes a Design Science Research position in which the Chapter 2 literature synthesis is translated into explicit engineering requirements and then into an implementable artefact architecture (Peffers et al., 2007). The workflow follows the thesis sequence established in Chapter 1, moving from literature to requirements, design, implementation, and evaluation. Chapter 3 therefore defines the intended design of the artefact, while later chapters assess how well that design is realized.</w:t>
+        <w:t xml:space="preserve">This chapter takes a Design Science Research position in which the Chapter 2 literature synthesis is translated into explicit engineering requirements and then into an implementable artefact architecture</w:t>
+      </w:r>
+      <w:r>
+        <w:t xml:space="preserve"> </w:t>
+      </w:r>
+      <w:r>
+        <w:t xml:space="preserve">[@peffers_design_2007]</w:t>
+      </w:r>
+      <w:r>
+        <w:t xml:space="preserve">. The workflow follows the thesis sequence established in Chapter 1, moving from literature to requirements, design, implementation, and evaluation. Chapter 3 therefore defines the intended design of the artefact, while later chapters assess how well that design is realized.</w:t>
       </w:r>
     </w:p>
     <w:p>
@@ -117,7 +126,16 @@
               <w:pStyle w:val="Compact"/>
             </w:pPr>
             <w:r>
-              <w:t xml:space="preserve">Interaction history should be treated as useful but imperfect evidence rather than direct preference truth (Adomavicius and Tuzhilin, 2005; Roy and Dutta, 2022).</w:t>
+              <w:t xml:space="preserve">Interaction history should be treated as useful but imperfect evidence rather than direct preference truth</w:t>
+            </w:r>
+            <w:r>
+              <w:t xml:space="preserve"> </w:t>
+            </w:r>
+            <w:r>
+              <w:t xml:space="preserve">[@adomavicius_toward_2005; @roy_systematic_2022]</w:t>
+            </w:r>
+            <w:r>
+              <w:t xml:space="preserve">.</w:t>
             </w:r>
           </w:p>
         </w:tc>
@@ -141,7 +159,16 @@
               <w:pStyle w:val="Compact"/>
             </w:pPr>
             <w:r>
-              <w:t xml:space="preserve">Rankings should be traceable to explicit scoring, candidate-selection, and assembly decisions rather than persuasive post-hoc language alone (Tintarev and Masthoff, 2007, 2012; Zhang and Chen, 2020).</w:t>
+              <w:t xml:space="preserve">Rankings should be traceable to explicit scoring, candidate-selection, and assembly decisions rather than persuasive post-hoc language alone</w:t>
+            </w:r>
+            <w:r>
+              <w:t xml:space="preserve"> </w:t>
+            </w:r>
+            <w:r>
+              <w:t xml:space="preserve">[@tintarev_survey_2007; @tintarev_evaluating_2012; @zhang_explainable_2020]</w:t>
+            </w:r>
+            <w:r>
+              <w:t xml:space="preserve">.</w:t>
             </w:r>
           </w:p>
         </w:tc>
@@ -165,7 +192,16 @@
               <w:pStyle w:val="Compact"/>
             </w:pPr>
             <w:r>
-              <w:t xml:space="preserve">The system should expose clear user influence paths and decision-relevant controls whose effects can later be examined (Andjelkovic et al., 2019; Jin et al., 2020).</w:t>
+              <w:t xml:space="preserve">The system should expose clear user influence paths and decision-relevant controls whose effects can later be examined</w:t>
+            </w:r>
+            <w:r>
+              <w:t xml:space="preserve"> </w:t>
+            </w:r>
+            <w:r>
+              <w:t xml:space="preserve">[@andjelkovic_moodplay_2019; @jin_effects_2020]</w:t>
+            </w:r>
+            <w:r>
+              <w:t xml:space="preserve">.</w:t>
             </w:r>
           </w:p>
         </w:tc>
@@ -189,7 +225,16 @@
               <w:pStyle w:val="Compact"/>
             </w:pPr>
             <w:r>
-              <w:t xml:space="preserve">Profile construction and candidate shaping should be treated as substantive modelling stages, not hidden preprocessing (Zamani et al., 2019; Ferraro et al., 2018).</w:t>
+              <w:t xml:space="preserve">Profile construction and candidate shaping should be treated as substantive modelling stages, not hidden preprocessing</w:t>
+            </w:r>
+            <w:r>
+              <w:t xml:space="preserve"> </w:t>
+            </w:r>
+            <w:r>
+              <w:t xml:space="preserve">[@zamani_analysis_2019; @ferraro_automatic_2018]</w:t>
+            </w:r>
+            <w:r>
+              <w:t xml:space="preserve">.</w:t>
             </w:r>
           </w:p>
         </w:tc>
@@ -213,7 +258,16 @@
               <w:pStyle w:val="Compact"/>
             </w:pPr>
             <w:r>
-              <w:t xml:space="preserve">The design should make coherence, diversity, novelty, and ordering explicit rather than treating playlist quality as a single objective (Bonnin and Jannach, 2015; Vall et al., 2019; Schweiger et al., 2025).</w:t>
+              <w:t xml:space="preserve">The design should make coherence, diversity, novelty, and ordering explicit rather than treating playlist quality as a single objective</w:t>
+            </w:r>
+            <w:r>
+              <w:t xml:space="preserve"> </w:t>
+            </w:r>
+            <w:r>
+              <w:t xml:space="preserve">[@bonnin_automated_2015; @vall_feature-combination_2019; @schweiger_impact_2025]</w:t>
+            </w:r>
+            <w:r>
+              <w:t xml:space="preserve">.</w:t>
             </w:r>
           </w:p>
         </w:tc>
@@ -237,7 +291,16 @@
               <w:pStyle w:val="Compact"/>
             </w:pPr>
             <w:r>
-              <w:t xml:space="preserve">Observability, reproducibility, and configuration traceability should be part of the design rather than added after the fact (Beel et al., 2016; Bellogin and Said, 2021; Cavenaghi et al., 2023).</w:t>
+              <w:t xml:space="preserve">Observability, reproducibility, and configuration traceability should be part of the design rather than added after the fact</w:t>
+            </w:r>
+            <w:r>
+              <w:t xml:space="preserve"> </w:t>
+            </w:r>
+            <w:r>
+              <w:t xml:space="preserve">[@beel_towards_2016; @bellogin_improving_2021; @cavenaghi_systematic_2023]</w:t>
+            </w:r>
+            <w:r>
+              <w:t xml:space="preserve">.</w:t>
             </w:r>
           </w:p>
         </w:tc>
@@ -537,7 +600,16 @@
               <w:pStyle w:val="Compact"/>
             </w:pPr>
             <w:r>
-              <w:t xml:space="preserve">Strong representational power and broad benchmark relevance (Cano and Morisio, 2017; He et al., 2017).</w:t>
+              <w:t xml:space="preserve">Strong representational power and broad benchmark relevance</w:t>
+            </w:r>
+            <w:r>
+              <w:t xml:space="preserve"> </w:t>
+            </w:r>
+            <w:r>
+              <w:t xml:space="preserve">[@cano_hybrid_2017; @he_neural_2017]</w:t>
+            </w:r>
+            <w:r>
+              <w:t xml:space="preserve">.</w:t>
             </w:r>
           </w:p>
         </w:tc>
@@ -583,7 +655,16 @@
               <w:pStyle w:val="Compact"/>
             </w:pPr>
             <w:r>
-              <w:t xml:space="preserve">Potential gains in richer preference representation and context sensitivity (Ru et al., 2023; Liu et al., 2025).</w:t>
+              <w:t xml:space="preserve">Potential gains in richer preference representation and context sensitivity</w:t>
+            </w:r>
+            <w:r>
+              <w:t xml:space="preserve"> </w:t>
+            </w:r>
+            <w:r>
+              <w:t xml:space="preserve">[@ru_improving_2023; @liu_multimodal_2025]</w:t>
+            </w:r>
+            <w:r>
+              <w:t xml:space="preserve">.</w:t>
             </w:r>
           </w:p>
         </w:tc>
@@ -629,7 +710,16 @@
               <w:pStyle w:val="Compact"/>
             </w:pPr>
             <w:r>
-              <w:t xml:space="preserve">High transparency, controllability, and replay interpretability across explicit stages (Tintarev and Masthoff, 2007; Beel et al., 2016; Zamani et al., 2019).</w:t>
+              <w:t xml:space="preserve">High transparency, controllability, and replay interpretability across explicit stages</w:t>
+            </w:r>
+            <w:r>
+              <w:t xml:space="preserve"> </w:t>
+            </w:r>
+            <w:r>
+              <w:t xml:space="preserve">[@tintarev_survey_2007; @beel_towards_2016; @zamani_analysis_2019]</w:t>
+            </w:r>
+            <w:r>
+              <w:t xml:space="preserve">.</w:t>
             </w:r>
           </w:p>
         </w:tc>
@@ -929,7 +1019,16 @@
         <w:pStyle w:val="FirstParagraph"/>
       </w:pPr>
       <w:r>
-        <w:t xml:space="preserve">Alternative design directions were considered but not adopted as the primary architecture. Latent collaborative and neural approaches were not selected because they weaken direct inspectability of ranking drivers under the thesis scope, even though they may perform strongly in richer multi-user settings (Cano and Morisio, 2017; He et al., 2017; Liu et al., 2025). Probabilistic or heavily stochastic ranking approaches were also not selected because they would make control effects and replay behaviour harder to interpret. The design therefore commits to a deterministic, feature-based pipeline because that choice best fits the transparency, controllability, and reproducibility objectives established in Chapters 1 and 2.</w:t>
+        <w:t xml:space="preserve">Alternative design directions were considered but not adopted as the primary architecture. Latent collaborative and neural approaches were not selected because they weaken direct inspectability of ranking drivers under the thesis scope, even though they may perform strongly in richer multi-user settings</w:t>
+      </w:r>
+      <w:r>
+        <w:t xml:space="preserve"> </w:t>
+      </w:r>
+      <w:r>
+        <w:t xml:space="preserve">[@cano_hybrid_2017; @he_neural_2017; @liu_multimodal_2025]</w:t>
+      </w:r>
+      <w:r>
+        <w:t xml:space="preserve">. Probabilistic or heavily stochastic ranking approaches were also not selected because they would make control effects and replay behaviour harder to interpret. The design therefore commits to a deterministic, feature-based pipeline because that choice best fits the transparency, controllability, and reproducibility objectives established in Chapters 1 and 2.</w:t>
       </w:r>
     </w:p>
     <w:p>
@@ -943,7 +1042,16 @@
         <w:t xml:space="preserve"> </w:t>
       </w:r>
       <w:r>
-        <w:t xml:space="preserve">The design assumes a lightweight, locally executable environment chosen to support traceability and reproducibility rather than platform scale. A scripted pipeline language is preferred over a distributed or service-heavy architecture because the contribution lies in auditable recommendation behaviour, not deployment infrastructure. This choice supports traceability and a human-centered trust model in which deterministic, locally editable logic is often easier to inspect and justify than opaque remote or hybrid execution paths (Afroogh et al., 2024).</w:t>
+        <w:t xml:space="preserve">The design assumes a lightweight, locally executable environment chosen to support traceability and reproducibility rather than platform scale. A scripted pipeline language is preferred over a distributed or service-heavy architecture because the contribution lies in auditable recommendation behaviour, not deployment infrastructure. This choice supports traceability and a human-centered trust model in which deterministic, locally editable logic is often easier to inspect and justify than opaque remote or hybrid execution paths</w:t>
+      </w:r>
+      <w:r>
+        <w:t xml:space="preserve"> </w:t>
+      </w:r>
+      <w:r>
+        <w:t xml:space="preserve">[@afroogh_trust_2024]</w:t>
+      </w:r>
+      <w:r>
+        <w:t xml:space="preserve">.</w:t>
       </w:r>
     </w:p>
     <w:p>
@@ -981,15 +1089,33 @@
         <w:pStyle w:val="BodyText"/>
       </w:pPr>
       <w:r>
-        <w:t xml:space="preserve">Following the Chapter 2 conclusion that cross-source evidence is structurally uncertain, alignment is treated as an explicit design stage rather than a hidden preprocessing step. It distinguishes confident matches, ambiguous cases, and unmatched records rather than treating all imported records as equally reliable profile evidence (Elmagarmid et al., 2007; Papadakis et al., 2021).</w:t>
-      </w:r>
-    </w:p>
-    <w:p>
-      <w:pPr>
-        <w:pStyle w:val="BodyText"/>
-      </w:pPr>
-      <w:r>
-        <w:t xml:space="preserve">In practical terms, the alignment stage follows a fixed evidence order. It first checks whether the imported row contains the minimum fields needed for reliable downstream handling. If it does, it attempts the strongest available identifier-based match. Structured identifiers such as track or recording IDs are prioritized because they are less susceptible to naming variation, version suffixes, and transliteration differences than string-based metadata, making them more reliable anchors for cross-source record linkage (Elmagarmid et al., 2007). Only when that path is unavailable or insufficient does it fall back to bounded metadata comparison over title, artist, and related descriptive fields. If one candidate is clearly strongest, the row is treated as a confident match. If several plausible candidates remain close under the fallback logic, the row is retained as ambiguous rather than being forced into certainty. If no acceptable candidate is found, the row is retained as unmatched with an explicit reason category. Imported rows that fail minimum validity checks are surfaced separately as invalid rather than silently discarded.</w:t>
+        <w:t xml:space="preserve">Following the Chapter 2 conclusion that cross-source evidence is structurally uncertain, alignment is treated as an explicit design stage rather than a hidden preprocessing step. It distinguishes confident matches, ambiguous cases, and unmatched records rather than treating all imported records as equally reliable profile evidence</w:t>
+      </w:r>
+      <w:r>
+        <w:t xml:space="preserve"> </w:t>
+      </w:r>
+      <w:r>
+        <w:t xml:space="preserve">[@elmagarmid_duplicate_2007; @papadakis_blocking_2021]</w:t>
+      </w:r>
+      <w:r>
+        <w:t xml:space="preserve">.</w:t>
+      </w:r>
+    </w:p>
+    <w:p>
+      <w:pPr>
+        <w:pStyle w:val="BodyText"/>
+      </w:pPr>
+      <w:r>
+        <w:t xml:space="preserve">In practical terms, the alignment stage follows a fixed evidence order. It first checks whether the imported row contains the minimum fields needed for reliable downstream handling. If it does, it attempts the strongest available identifier-based match. Structured identifiers such as track or recording IDs are prioritized because they are less susceptible to naming variation, version suffixes, and transliteration differences than string-based metadata, making them more reliable anchors for cross-source record linkage</w:t>
+      </w:r>
+      <w:r>
+        <w:t xml:space="preserve"> </w:t>
+      </w:r>
+      <w:r>
+        <w:t xml:space="preserve">[@elmagarmid_duplicate_2007]</w:t>
+      </w:r>
+      <w:r>
+        <w:t xml:space="preserve">. Only when that path is unavailable or insufficient does it fall back to bounded metadata comparison over title, artist, and related descriptive fields. If one candidate is clearly strongest, the row is treated as a confident match. If several plausible candidates remain close under the fallback logic, the row is retained as ambiguous rather than being forced into certainty. If no acceptable candidate is found, the row is retained as unmatched with an explicit reason category. Imported rows that fail minimum validity checks are surfaced separately as invalid rather than silently discarded.</w:t>
       </w:r>
     </w:p>
     <w:p>
@@ -1098,15 +1224,42 @@
         <w:pStyle w:val="BodyText"/>
       </w:pPr>
       <w:r>
-        <w:t xml:space="preserve">The interpretable feature space in this design is explicitly defined in three groups. Rhythmic and harmonic features include tempo, key, and mode. Affective and intensity-related features include danceability, energy, and valence. Semantic and contextual features include lead genre, genre overlap, and tag overlap (Bogdanov et al., 2013; Deldjoo et al., 2024). These features are selected because they jointly support playlist-level trade-offs: tempo, key, and mode support rhythmic-harmonic compatibility; danceability, energy, and valence provide controllable intensity and affect proxies; and genre- and tag-based features provide interpretable semantic coherence and diversity control.</w:t>
-      </w:r>
-    </w:p>
-    <w:p>
-      <w:pPr>
-        <w:pStyle w:val="BodyText"/>
-      </w:pPr>
-      <w:r>
-        <w:t xml:space="preserve">Feature preparation standardizes values, handles missingness, and prepares weighted attributes for comparable similarity computation. Profile construction is therefore not neutral preprocessing — it is a normative modelling decision that determines which traces count as preference evidence and how strongly they shape downstream behaviour (Bogdanov et al., 2013; Deldjoo et al., 2024; Roy and Dutta, 2022). However, the correspondence between feature-space similarity and listener-perceived preference remains incomplete; feature selection alone cannot fully capture affective or situational preference dimensions that depend on context and framing (Flexer and Grill, 2016). Interpretable features are therefore auditable but not assumed to be sufficient proxies for all preference aspects.</w:t>
+        <w:t xml:space="preserve">The interpretable feature space in this design is explicitly defined in three groups. Rhythmic and harmonic features include tempo, key, and mode. Affective and intensity-related features include danceability, energy, and valence. Semantic and contextual features include lead genre, genre overlap, and tag overlap</w:t>
+      </w:r>
+      <w:r>
+        <w:t xml:space="preserve"> </w:t>
+      </w:r>
+      <w:r>
+        <w:t xml:space="preserve">[@bogdanov_semantic_2013; @deldjoo_content-driven_2024]</w:t>
+      </w:r>
+      <w:r>
+        <w:t xml:space="preserve">. These features are selected because they jointly support playlist-level trade-offs: tempo, key, and mode support rhythmic-harmonic compatibility; danceability, energy, and valence provide controllable intensity and affect proxies; and genre- and tag-based features provide interpretable semantic coherence and diversity control.</w:t>
+      </w:r>
+    </w:p>
+    <w:p>
+      <w:pPr>
+        <w:pStyle w:val="BodyText"/>
+      </w:pPr>
+      <w:r>
+        <w:t xml:space="preserve">Feature preparation standardizes values, handles missingness, and prepares weighted attributes for comparable similarity computation. Profile construction is therefore not neutral preprocessing — it is a normative modelling decision that determines which traces count as preference evidence and how strongly they shape downstream behaviour</w:t>
+      </w:r>
+      <w:r>
+        <w:t xml:space="preserve"> </w:t>
+      </w:r>
+      <w:r>
+        <w:t xml:space="preserve">[@bogdanov_semantic_2013; @deldjoo_content-driven_2024; @roy_systematic_2022]</w:t>
+      </w:r>
+      <w:r>
+        <w:t xml:space="preserve">. However, the correspondence between feature-space similarity and listener-perceived preference remains incomplete; feature selection alone cannot fully capture affective or situational preference dimensions that depend on context and framing</w:t>
+      </w:r>
+      <w:r>
+        <w:t xml:space="preserve"> </w:t>
+      </w:r>
+      <w:r>
+        <w:t xml:space="preserve">[@flexer_problem_2016]</w:t>
+      </w:r>
+      <w:r>
+        <w:t xml:space="preserve">. Interpretable features are therefore auditable but not assumed to be sufficient proxies for all preference aspects.</w:t>
       </w:r>
     </w:p>
     <w:p>
@@ -1144,7 +1297,16 @@
         <w:pStyle w:val="BodyText"/>
       </w:pPr>
       <w:r>
-        <w:t xml:space="preserve">Candidate absence in the final playlist can arise for two fundamentally different reasons: a track may never have entered the candidate set, or it may have entered and then been outranked or excluded later. Preserving that distinction matters because explanation systems that collapse these two pathways risk attributing candidate-space filtering to scoring logic, which degrades the accuracy of any mechanism-linked explanation (Tintarev and Masthoff, 2007, 2012). Candidate shaping also gives the design a clear place to represent threshold strictness, influence-track expansion, and corpus-side exclusions as explicit controls whose effects can later be observed in candidate counts, exclusion diagnostics, and downstream score opportunities.</w:t>
+        <w:t xml:space="preserve">Candidate absence in the final playlist can arise for two fundamentally different reasons: a track may never have entered the candidate set, or it may have entered and then been outranked or excluded later. Preserving that distinction matters because explanation systems that collapse these two pathways risk attributing candidate-space filtering to scoring logic, which degrades the accuracy of any mechanism-linked explanation</w:t>
+      </w:r>
+      <w:r>
+        <w:t xml:space="preserve"> </w:t>
+      </w:r>
+      <w:r>
+        <w:t xml:space="preserve">[@tintarev_survey_2007; @tintarev_evaluating_2012]</w:t>
+      </w:r>
+      <w:r>
+        <w:t xml:space="preserve">. Candidate shaping also gives the design a clear place to represent threshold strictness, influence-track expansion, and corpus-side exclusions as explicit controls whose effects can later be observed in candidate counts, exclusion diagnostics, and downstream score opportunities.</w:t>
       </w:r>
     </w:p>
     <w:p>
@@ -1160,7 +1322,16 @@
         <w:pStyle w:val="BodyText"/>
       </w:pPr>
       <w:r>
-        <w:t xml:space="preserve">Exposing candidate shaping as its own evidence surface is therefore a central design goal. It should show how many items were retained, why other items were filtered out, and how strongly the current profile settings determined the reachable search space. This makes candidate-generation visibility concrete rather than rhetorical and keeps the Chapter 2 observation that candidate-generation stages are often the most consequential but least visible part of a recommendation pipeline directly reflected in the architecture (Zamani et al., 2019; Ferraro et al., 2018).</w:t>
+        <w:t xml:space="preserve">Exposing candidate shaping as its own evidence surface is therefore a central design goal. It should show how many items were retained, why other items were filtered out, and how strongly the current profile settings determined the reachable search space. This makes candidate-generation visibility concrete rather than rhetorical and keeps the Chapter 2 observation that candidate-generation stages are often the most consequential but least visible part of a recommendation pipeline directly reflected in the architecture</w:t>
+      </w:r>
+      <w:r>
+        <w:t xml:space="preserve"> </w:t>
+      </w:r>
+      <w:r>
+        <w:t xml:space="preserve">[@zamani_analysis_2019; @ferraro_automatic_2018]</w:t>
+      </w:r>
+      <w:r>
+        <w:t xml:space="preserve">.</w:t>
       </w:r>
     </w:p>
     <w:p>
@@ -1174,39 +1345,66 @@
         <w:t xml:space="preserve"> </w:t>
       </w:r>
       <w:r>
-        <w:t xml:space="preserve">Candidate scoring uses explicit deterministic similarity functions plus documented rule adjustments. This stage is responsible for ranking the already-shaped candidate set, not for silently redefining that set.</w:t>
-      </w:r>
-    </w:p>
-    <w:p>
-      <w:pPr>
-        <w:pStyle w:val="BodyText"/>
-      </w:pPr>
-      <w:r>
-        <w:t xml:space="preserve">The rationale is goal-aligned rather than absolutist: deterministic scoring is selected to maximize inspectability, replayability, and clear control effects under thesis scope, not to claim universal superiority over collaborative, hybrid, or neural alternatives (Cano and Morisio, 2017; He et al., 2017; Liu et al., 2025).</w:t>
-      </w:r>
-    </w:p>
-    <w:p>
-      <w:pPr>
-        <w:pStyle w:val="BodyText"/>
-      </w:pPr>
-      <w:r>
-        <w:t xml:space="preserve">At design level, scoring combines weighted feature-similarity contributions with bounded rule adjustments so that final rankings can be decomposed into named components.</w:t>
-      </w:r>
-    </w:p>
-    <w:p>
-      <w:pPr>
-        <w:pStyle w:val="BodyText"/>
-      </w:pPr>
-      <w:r>
-        <w:t xml:space="preserve">Metric and feature-weight selections are treated as explicit design parameters rather than hidden implementation defaults. Metric family, normalization, and thresholding are first-order determinants of ranking geometry (Herlocker et al., 2004); this follows Chapter 2’s specific warning that these choices materially reshape recommendation behaviour (Fkih, 2022). In methodological terms, this makes scoring behaviour testable rather than assumed.</w:t>
-      </w:r>
-    </w:p>
-    <w:p>
-      <w:pPr>
-        <w:pStyle w:val="BodyText"/>
-      </w:pPr>
-      <w:r>
-        <w:t xml:space="preserve">The intended scoring output is therefore not just a ranked list but an inspectable score decomposition showing how feature relationships and rule adjustments contributed to candidate ordering. That makes the stage interpretable at track level and gives later explanation and evaluation logic a concrete mechanism surface to reference.</w:t>
+        <w:t xml:space="preserve">Candidate scoring uses explicit deterministic similarity functions with documented component-level weighting. This stage is responsible for ranking the already-shaped candidate set, not for silently redefining that set.</w:t>
+      </w:r>
+    </w:p>
+    <w:p>
+      <w:pPr>
+        <w:pStyle w:val="BodyText"/>
+      </w:pPr>
+      <w:r>
+        <w:t xml:space="preserve">The rationale is goal-aligned rather than absolutist: deterministic scoring is selected to maximize inspectability, replayability, and clear control effects under thesis scope, not to claim universal superiority over collaborative, hybrid, or neural alternatives</w:t>
+      </w:r>
+      <w:r>
+        <w:t xml:space="preserve"> </w:t>
+      </w:r>
+      <w:r>
+        <w:t xml:space="preserve">[@cano_hybrid_2017; @he_neural_2017; @liu_multimodal_2025]</w:t>
+      </w:r>
+      <w:r>
+        <w:t xml:space="preserve">.</w:t>
+      </w:r>
+    </w:p>
+    <w:p>
+      <w:pPr>
+        <w:pStyle w:val="BodyText"/>
+      </w:pPr>
+      <w:r>
+        <w:t xml:space="preserve">At design level, scoring combines weighted feature-similarity contributions so that final rankings can be decomposed into named components.</w:t>
+      </w:r>
+    </w:p>
+    <w:p>
+      <w:pPr>
+        <w:pStyle w:val="BodyText"/>
+      </w:pPr>
+      <w:r>
+        <w:t xml:space="preserve">Metric and feature-weight selections are treated as explicit design parameters rather than hidden implementation defaults. Metric family, normalization, and thresholding are first-order determinants of ranking geometry</w:t>
+      </w:r>
+      <w:r>
+        <w:t xml:space="preserve"> </w:t>
+      </w:r>
+      <w:r>
+        <w:t xml:space="preserve">[@herlocker_evaluating_2004]</w:t>
+      </w:r>
+      <w:r>
+        <w:t xml:space="preserve">; this follows Chapter 2’s specific warning that these choices materially reshape recommendation behaviour</w:t>
+      </w:r>
+      <w:r>
+        <w:t xml:space="preserve"> </w:t>
+      </w:r>
+      <w:r>
+        <w:t xml:space="preserve">[@fkih_similarity_2022]</w:t>
+      </w:r>
+      <w:r>
+        <w:t xml:space="preserve">. In methodological terms, this makes scoring behaviour testable rather than assumed.</w:t>
+      </w:r>
+    </w:p>
+    <w:p>
+      <w:pPr>
+        <w:pStyle w:val="BodyText"/>
+      </w:pPr>
+      <w:r>
+        <w:t xml:space="preserve">The intended scoring output is therefore not just a ranked list but an inspectable score decomposition showing how feature relationships contributed to candidate ordering. That makes the stage interpretable at track level and gives later explanation and evaluation logic a concrete mechanism surface to reference.</w:t>
       </w:r>
     </w:p>
     <w:p>
@@ -1220,7 +1418,16 @@
         <w:t xml:space="preserve"> </w:t>
       </w:r>
       <w:r>
-        <w:t xml:space="preserve">Playlist assembly remains a distinct stage rather than a thin post-processing layer. Coherence, diversity, novelty, and ordering are competing objectives at playlist level, and how they are weighted against one another materially affects perceived quality and user experience (Bonnin and Jannach, 2015; Vall et al., 2019; Schweiger et al., 2025). Collection-level quality is therefore represented as an explicit trade-off rather than a single optimization target.</w:t>
+        <w:t xml:space="preserve">Playlist assembly remains a distinct stage rather than a thin post-processing layer. Coherence, diversity, novelty, and ordering are competing objectives at playlist level, and how they are weighted against one another materially affects perceived quality and user experience</w:t>
+      </w:r>
+      <w:r>
+        <w:t xml:space="preserve"> </w:t>
+      </w:r>
+      <w:r>
+        <w:t xml:space="preserve">[@bonnin_automated_2015; @vall_feature-combination_2019; @schweiger_impact_2025]</w:t>
+      </w:r>
+      <w:r>
+        <w:t xml:space="preserve">. Collection-level quality is therefore represented as an explicit trade-off rather than a single optimization target.</w:t>
       </w:r>
     </w:p>
     <w:p>
@@ -1313,7 +1520,25 @@
         <w:pStyle w:val="BodyText"/>
       </w:pPr>
       <w:r>
-        <w:t xml:space="preserve">Both user-facing transparency and developer-facing inspectability depend on this coupling. While mechanism-linked explanation increases auditability and fidelity relative to post-hoc narratives, it does not guarantee improved user-perceived utility or trust, which remain dependent on user context and characteristics (Knijnenburg et al., 2012). Explanation mechanisms are therefore treated as engineering evidence rather than automatic quality guarantees. The same coupling also creates the evidence bundle required for deterministic replay and control-effect evaluation, because reproducibility claims are only defensible when the same run surfaces can be inspected and compared across repeated executions (Beel et al., 2016; Bellogin and Said, 2021; Sotirou et al., 2025).</w:t>
+        <w:t xml:space="preserve">Both user-facing transparency and developer-facing inspectability depend on this coupling. While mechanism-linked explanation increases auditability and fidelity relative to post-hoc narratives, it does not guarantee improved user-perceived utility or trust, which remain dependent on user context and characteristics</w:t>
+      </w:r>
+      <w:r>
+        <w:t xml:space="preserve"> </w:t>
+      </w:r>
+      <w:r>
+        <w:t xml:space="preserve">[@knijnenburg_explaining_2012]</w:t>
+      </w:r>
+      <w:r>
+        <w:t xml:space="preserve">. Explanation mechanisms are therefore treated as engineering evidence rather than automatic quality guarantees. The same coupling also creates the evidence bundle required for deterministic replay and control-effect evaluation, because reproducibility claims are only defensible when the same run surfaces can be inspected and compared across repeated executions</w:t>
+      </w:r>
+      <w:r>
+        <w:t xml:space="preserve"> </w:t>
+      </w:r>
+      <w:r>
+        <w:t xml:space="preserve">[@beel_towards_2016; @bellogin_improving_2021; @sotirou_musiclime_2025]</w:t>
+      </w:r>
+      <w:r>
+        <w:t xml:space="preserve">.</w:t>
       </w:r>
     </w:p>
     <w:p>
@@ -1343,7 +1568,16 @@
         <w:pStyle w:val="BodyText"/>
       </w:pPr>
       <w:r>
-        <w:t xml:space="preserve">Two complementary execution modes are defined. Baseline replay mode keeps inputs and configuration fixed and uses repeated fixed-configuration replays as a bounded consistency check across the main evidence surfaces, not only the final playlist. The purpose is to confirm that stable behaviour is not an artefact of a single execution, while keeping the check scoped to what the deterministic design can defensibly claim rather than invoking broader reproducibility standards. The comparison spans alignment summaries, candidate-pool counts, score-trace outputs, playlist artefacts, and final output identifiers, because reproducibility claims weaken when protocol and configuration are specified only at the result level rather than across the full execution record (Bellogin and Said, 2021; Cavenaghi et al., 2023).</w:t>
+        <w:t xml:space="preserve">Two complementary execution modes are defined. Baseline replay mode keeps inputs and configuration fixed and uses repeated fixed-configuration replays as a bounded consistency check across the main evidence surfaces, not only the final playlist. The purpose is to confirm that stable behaviour is not an artefact of a single execution, while keeping the check scoped to what the deterministic design can defensibly claim rather than invoking broader reproducibility standards. The comparison spans alignment summaries, candidate-pool counts, score-trace outputs, playlist artefacts, and final output identifiers, because reproducibility claims weaken when protocol and configuration are specified only at the result level rather than across the full execution record</w:t>
+      </w:r>
+      <w:r>
+        <w:t xml:space="preserve"> </w:t>
+      </w:r>
+      <w:r>
+        <w:t xml:space="preserve">[@bellogin_improving_2021; @cavenaghi_systematic_2023]</w:t>
+      </w:r>
+      <w:r>
+        <w:t xml:space="preserve">.</w:t>
       </w:r>
     </w:p>
     <w:p>
